--- a/cv/Gonzalo_Ayala_CV.docx
+++ b/cv/Gonzalo_Ayala_CV.docx
@@ -315,6 +315,9 @@
       <w:proofErr w:type="gramStart"/>
       <w:r>
         <w:t>Analysis  •</w:t>
+      </w:r>
+      <w:r>
+        <w:t xml:space="preserve">  Argentine Academy of Video Analysis — Certificate in Set-Piece Analysis  •</w:t>
       </w:r>
       <w:proofErr w:type="gramEnd"/>
       <w:r>
@@ -652,6 +655,18 @@
     </w:p>
     <w:p>
       <w:pPr>
+        <w:spacing w:after="60"/>
+        <w:ind w:left="202"/>
+      </w:pPr>
+      <w:r>
+        <w:rPr>
+          <w:sz w:val="17"/>
+        </w:rPr>
+        <w:t>•  Argentine Academy of Video Analysis (AAVD) — Certificate in Set-Piece Analysis (Experto en ABP)</w:t>
+      </w:r>
+    </w:p>
+    <w:p>
+      <w:pPr>
         <w:pBdr>
           <w:bottom w:val="single" w:sz="9" w:space="0" w:color="D5E4E7"/>
         </w:pBdr>
@@ -888,7 +903,7 @@
     </w:p>
     <w:p>
       <w:pPr>
-        <w:spacing w:before="180"/>
+        <w:spacing w:before="40"/>
       </w:pPr>
     </w:p>
     <w:p>
@@ -1036,11 +1051,6 @@
       <w:r>
         <w:t xml:space="preserve">  </w:t>
       </w:r>
-    </w:p>
-    <w:p>
-      <w:pPr>
-        <w:spacing w:before="180"/>
-      </w:pPr>
     </w:p>
     <w:p>
       <w:pPr>
